--- a/example_articles/states/New Mexico/4.states_New Mexico_Other_publisher.docx
+++ b/example_articles/states/New Mexico/4.states_New Mexico_Other_publisher.docx
@@ -27,17 +27,17 @@
     </w:p>
     <w:p>
       <w:r>
-        <w:t>Source File: Other publishers/Files (500) (27).DOCX</w:t>
+        <w:t>Source file: Other publishers/Files (500) (27).DOCX</w:t>
       </w:r>
     </w:p>
     <w:p>
       <w:r>
-        <w:t>Raw locations result: ['United States - New Mexico']</w:t>
+        <w:t>Raw locations result, 'locations': ['United States - New Mexico']</w:t>
       </w:r>
     </w:p>
     <w:p>
       <w:r>
-        <w:t>states_stand_flat (Standardized): New Mexico</w:t>
+        <w:t>Standardized locations result, 'states_stand_flat': New Mexico</w:t>
       </w:r>
     </w:p>
     <w:p>

--- a/example_articles/states/New Mexico/4.states_New Mexico_Other_publisher.docx
+++ b/example_articles/states/New Mexico/4.states_New Mexico_Other_publisher.docx
@@ -7,7 +7,7 @@
         <w:pStyle w:val="Heading1"/>
       </w:pPr>
       <w:r>
-        <w:t>Bon Jovi gets down to business; To fans, they're a band, but the guys know they're a brand -- and they want respect</w:t>
+        <w:t>Harvey seems to be gaining Denver support</w:t>
       </w:r>
     </w:p>
     <w:p>
@@ -17,22 +17,22 @@
     </w:p>
     <w:p>
       <w:r>
-        <w:t>Date: 2009-11-10</w:t>
+        <w:t>Date: 2005-06-25</w:t>
       </w:r>
     </w:p>
     <w:p>
       <w:r>
-        <w:t>Section: LIFE; Pg. 1D</w:t>
+        <w:t>Section: NEWS; Pg. 1B</w:t>
       </w:r>
     </w:p>
     <w:p>
       <w:r>
-        <w:t>Source file: Other publishers/Files (500) (27).DOCX</w:t>
+        <w:t>Source file: Other publishers/Files (500) (18).DOCX</w:t>
       </w:r>
     </w:p>
     <w:p>
       <w:r>
-        <w:t>Raw locations result, 'locations': ['United States - New Mexico']</w:t>
+        <w:t>Raw locations result, 'locations': ['New Mexico']</w:t>
       </w:r>
     </w:p>
     <w:p>
@@ -49,81 +49,45 @@
     </w:p>
     <w:p>
       <w:r>
-        <w:t>NEW YORK -- These self-made Jersey guys, they know the deal. Just look at The Boss. And Tony, of course. And especially this Jon Bon Jovi out of Middletown, by way of Perth Amboy, Metuchen and Sayreville.</w:t>
+        <w:t>Over the past two days she has said all the right things.</w:t>
         <w:br/>
-        <w:t>Here he is, in a new documentary about him and his mega-successful rock band, pitching himself to a rep from a group of potential NFL franchise-buyers: "I'm the CEO of a major corporation who has been running a brand for 25 years."</w:t>
+        <w:t>But will that be enough to make Patricia Harvey the next superintendent of the Denver public schools?</w:t>
         <w:br/>
-        <w:t>Here he is recently at his manager's office in Manhattan, explaining to an interviewer how that band and brand have survived in the entertainment world's fool-filled fountain:"By the time you're 47, if you haven't learned how to run it as a business, you're not going to make it."</w:t>
+        <w:t>She faces stiff competition, but also seems to be winning support.</w:t>
         <w:br/>
-        <w:t>And here he is just before that, brightening at a mention of his charitable foundation's Hurricane Katrina home-building efforts in Houma, La.: "The thing I'm proudest of, by the one-year anniversary, those 28 people were in their homes. By cracking the whip, yelling, finger-pointing -- we got it done."</w:t>
+        <w:t>The Denver School Board will meet Monday and is expected to announce its choice sometime after 6:30 p.m. Denver time.</w:t>
         <w:br/>
-        <w:t>Now, the suburbanites' heartthrob/philanthropist/family man/slightly graying rock star is trying to get it done again, corralling his sometimes wayward but ultimately loyal bandmates into another grueling and gratifying round of international brand extension. At the center is the release today of Bon Jovi's 11th studio album, The Circle, a work full of arena-friendly rock anthems stylistically different from its platinum-plus predecessor, 2007's country-inflected Lost Highway. Producer John Shanks (Lost Highway, Have a Nice Day) returns.</w:t>
+        <w:t>Harvey's most notable competition appears to come from Michael Bennet, the chief of staff to Mayor John Hickenlooper. Bennet is seen as a nontraditional candidate capable of marshaling the city's business and political power structure to change the face of the Denver schools. An editorial in Friday's Denver Post, while not endorsing a candidate, said Harvey and Bennet "practically radiate the energy and vision necessary to take on the many challenges that face DPS."</w:t>
         <w:br/>
-        <w:t>Some of the songs were inspired by news events that occurred just before and after the election of President Obama, for whom Jon campaigned, and  reflect the despair and determination of working-class Americans. It's a social stratum to which he and co-writer/guitarist/New Jerseyite Richie Sambora, despite their wealth and success, have always related.</w:t>
+        <w:t>The third finalist, Christine Johnson, is president of the Community College of Denver. She is a former Denver teacher and principal.</w:t>
         <w:br/>
-        <w:t>"I'm not on that (unemployment) line, and I do have a different lifestyle," Bon Jovi says. "But I'm not too young or too naive to understand what's going on now. ... Those people's voices are in the songs."</w:t>
+        <w:t>She has been praised for her ability to reach out to the schools' large and growing Hispanic community.</w:t>
         <w:br/>
-        <w:t>Says Sambora: "You never forget where you came from. You just don't."</w:t>
+        <w:t>On Friday, speaking before a collection of leaders from Denver's philanthropic, civic and education organizations, the candidates worked to set themselves apart from each other.</w:t>
         <w:br/>
-        <w:t>Other songs aim for a universal message, particularly the current single, We Weren't Born to Follow. It has found its mark: On Monday night, the band  performed it at an event commemorating the 20th anniversary of the fall of the Berlin Wall, staged at the Brandenburg Gate.</w:t>
+        <w:t>Johnson, who is Hispanic and has been active in efforts to boost secondary education, said she is best for the job because "I have a track record in this very community."</w:t>
         <w:br/>
-        <w:t>Sambora's all in</w:t>
+        <w:t>Bennet, a Yale Law School graduate who joined the mayor's office after a lucrative career in finance because of his drive to see Denver become a world-class city, talked bluntly about how the schools need dramatic change, dropping business-world terms such as "losing market share" and "growing revenue."</w:t>
         <w:br/>
-        <w:t>The album also marks the return of a fully engaged Sambora, 50, who spent much of the Lost Highway period dealing with a divorce from actress Heather Locklear, his father's death from lung cancer, a broken arm, and a rehab stint to deal with addictions to alcohol and painkillers.</w:t>
+        <w:t>Why would he make the best superintendent? "What we face in Denver is an unprecedented challenge that can only be met by a united city. And I have the sense of the heartbeat of this place," he said.</w:t>
         <w:br/>
-        <w:t>"I thought I was showing up 100%, but I wasn't," Sambora says. "I didn't hit rock-bottom or anything, but I was limping. And the people around me said, 'Hey, he needs help.' "</w:t>
+        <w:t>Harvey continued to draw on her experience in Chicago, Washington, D.C., and St. Paul, saying that if Denver wants to raise student achievement, coax greater civic involvement and nurture parental goodwill, she's the one to pick. "I know how to do the work. I understand it thoroughly. It's what I do."</w:t>
         <w:br/>
-        <w:t>Now, he says, "I've straightened that stuff out and I'm working on all cylinders."</w:t>
+        <w:t>All have their supporters. At the end of his question-and-answer session, several beaming people lined up to shake hands with Bennet. Johnson, who grew up in a working-class family in New Mexico, is seen by many as a role model for a district that is 57 percent Hispanic and 20 percent Spanish-speaking.</w:t>
         <w:br/>
-        <w:t>His friend concurs: "On this record," Bon Jovi says, "I had to be on my game because he was way on his game, and it's so great to see it. Just so, so great."</w:t>
+        <w:t>Although some say Harvey is at a disadvantage because she is not from Denver, she appears to have won converts from the other two camps.</w:t>
         <w:br/>
-        <w:t>That theme of loyalty tested by turmoil emerges on Bon Jovi: When We Were Beautiful (named after a Circle track), a documentary directed by Phil Griffin that made its debut at the Tribeca Film Festival in April and is airing on Showtime. (A deluxe version of the album contains the DVD.)</w:t>
+        <w:t>At the beginning of the day, former teacher Linda Wurst, who had worked for Johnson at Lincoln High School, said of her former boss: "She's the real deal."</w:t>
         <w:br/>
-        <w:t>The reasonably revealing portrait ("We'd been mulling it for years and finally decided to pull the trigger," Bon Jovi says) explores the band's first quarter-century, set against the Lost Highway tour, the highest-grossing outings ($210 million) of 2008.</w:t>
+        <w:t>At the end of Harvey's talk, though, Wurst said the St. Paul superintendent now has her vote.</w:t>
         <w:br/>
-        <w:t>The band will try to top those numbers with another global jaunt, which launches Feb. 19 in Seattle. It will encompass 135 dates in 30 countries over nearly two years.</w:t>
+        <w:t>Joan Bowen, a Denver schools literacy coach, said either Bennet or Harvey would make a strong choice.</w:t>
         <w:br/>
-        <w:t>Tying everything  together is a promotional deal that epitomizes the Bon Jovi organization's business acumen: Last month, NBC Universal announced an "Artists in Residence" program, with Jon and the band as the first partners. Under the agreement, the group supplies interviews, performances and guest-star appearances exclusively for the company's broadcast/cable news and entertainment outlets. Included in the two-month deal (neither side would disclose financial terms) are appearances on Today (every Wednesday in November) and Saturday Night Live (Dec. 12) and a guest spot on Bravo's Inside the Actors Studio (Monday).</w:t>
+        <w:t>But Joslyn Owens, a math coach and master teacher in the Denver schools, said Harvey is clearly the best candidate.</w:t>
         <w:br/>
-        <w:t>Bon Jovi says the outlines of the idea originated with the band's manager, Jack Rovner. He and Island Def Jam Music Group chairman L.A. Reid summoned NBC head Jeff Zucker, who liked the approach and secured corporate approval. The  program is expected to continue  with other performers.</w:t>
+        <w:t>At the end of Friday's forum, Elaine Gantz Berman, a board member, said that there is no front-runner in her mind, but that her "leaning keeps switching." Then, just before leaving, she gave Harvey a long and warm hug goodbye.</w:t>
         <w:br/>
-        <w:t>When asked whether the concept of being an in-house artist for a corporation would have made him gag when he was a rebellious long-haired punk in the  1980s, Bon Jovi snorts. "Nah, the whole model was so different then. Five years ago, you wouldn't have considered something like that.  But the business has changed, and every time I know the rules, they change."</w:t>
-        <w:br/>
-        <w:t>Fortunately, he says, fully aware of the irony, being The Man instead of sticking it to The Man "is socially acceptable now!"</w:t>
-        <w:br/>
-        <w:t>Jon's the quarterback</w:t>
-        <w:br/>
-        <w:t>Swept up in these ever-shifting enterprises are Sambora and the other integral players, keyboardist David Bryan and drummer Tico Torres, all of whom have followed the leader, with varying degrees of satisfaction, since the group formed in 1983.</w:t>
-        <w:br/>
-        <w:t>Bryan, who concedes in the film that he was "semi-bothered" by the lack of democracy in the band, nevertheless says "life is good" and channels his excess creative energy into composing music and writing lyrics for theater. His and Joe DiPietro's Memphis rock musical recently opened on Broadway to decent reviews, their Toxic Avenger is playing off-Broadway, and he's working on other productions.</w:t>
-        <w:br/>
-        <w:t>"All of us celebrate and support each other's outside work," he says. "But the band is always first for all of us."</w:t>
-        <w:br/>
-        <w:t>Torres praises Jon's "very good business mind" and leadership skills, which he says have benefited all of them: "I've never seen a football team grow without listening to the quarterback." His non-band time is devoted to golf, his Tico Torres Children Foundation and painting -- he'll show 50 works at the  Art Basel exhibition in Miami Beach next month.</w:t>
-        <w:br/>
-        <w:t>So with everyone focused and armed with a proven plan of attack -- 120 million albums sold and 2,600-plus concerts performed for more than 34 million fans -- Jon strives to lead the band toward a more elusive goal: induction into the Rock and Roll Hall of Fame. He and Sambora are in the Songwriters Hall of Fame, and the group has won a Grammy and People's Choice awards. But they were eligible for Rock Hall recognition this year yet were left cooling their heels outside those gates in Cleveland, along with the Pet Shop Boys of the world.</w:t>
-        <w:br/>
-        <w:t>Never the 'critics' darling'</w:t>
-        <w:br/>
-        <w:t>Why, given their undeniable success? A lack of "originality or depth," says veteran rock journalist Robert Hilburn, author of the new Cornflakes With John Lennon memoir and a member of the Hall's nomination panel. "You could throw out all their music and it wouldn't have affected rock 'n' roll's history one bit."</w:t>
-        <w:br/>
-        <w:t>The group has heard similar criticism throughout most of its career. Three of the members say they're happy just being the "people's band" and aren't bothered by the snub. "We've never been the critics' darling ... because we were labeled with that 'hair band' thing when we came up," Sambora says. "It will come."</w:t>
-        <w:br/>
-        <w:t>But the CEO sees it as a dis, and a challenge. "It bothers me a lot," Bon Jovi says. "Yeah, I'll tell you that it bothers me. It disappointed me greatly. Who wouldn't want to be in a club along with The Beatles and the Stones?"</w:t>
-        <w:br/>
-        <w:t>Fortunately, after all these years, Jersey's favored sons know how to confront the problem: Keep working the deal, keep nursing the chip on the shoulder, keep taking fresh music to the people.</w:t>
-        <w:br/>
-        <w:t>"Come see us," Sambora says. "We'll convince you!"</w:t>
-        <w:br/>
-        <w:br/>
-        <w:t>Graphic</w:t>
-        <w:br/>
-        <w:br/>
-        <w:t xml:space="preserve"> </w:t>
-        <w:br/>
-        <w:t>PHOTOS, Color, Todd Plitt, USA TODAY</w:t>
-        <w:br/>
-        <w:t>PHOTO, B/W, Larry Busacca, Getty Images, for the Songwriters Hall of Fame</w:t>
+        <w:t>James Walsh is at jwalsh@startribune.com.</w:t>
       </w:r>
     </w:p>
     <w:sectPr>

--- a/example_articles/states/New Mexico/4.states_New Mexico_Other_publisher.docx
+++ b/example_articles/states/New Mexico/4.states_New Mexico_Other_publisher.docx
@@ -7,7 +7,7 @@
         <w:pStyle w:val="Heading1"/>
       </w:pPr>
       <w:r>
-        <w:t>Harvey seems to be gaining Denver support</w:t>
+        <w:t>The student: Writing a new chapter in life</w:t>
       </w:r>
     </w:p>
     <w:p>
@@ -17,17 +17,17 @@
     </w:p>
     <w:p>
       <w:r>
-        <w:t>Date: 2005-06-25</w:t>
+        <w:t>Date: 2001-12-17</w:t>
       </w:r>
     </w:p>
     <w:p>
       <w:r>
-        <w:t>Section: NEWS; Pg. 1B</w:t>
+        <w:t>Section: LIFE;</w:t>
       </w:r>
     </w:p>
     <w:p>
       <w:r>
-        <w:t>Source file: Other publishers/Files (500) (18).DOCX</w:t>
+        <w:t>Source file: Other publishers/Files (500) (15).DOCX</w:t>
       </w:r>
     </w:p>
     <w:p>
@@ -49,45 +49,67 @@
     </w:p>
     <w:p>
       <w:r>
-        <w:t>Over the past two days she has said all the right things.</w:t>
+        <w:t>ALBUQUERQUE, N.M. -- Life was clicking along on schedule for Myra Luna. No surprise there.</w:t>
         <w:br/>
-        <w:t>But will that be enough to make Patricia Harvey the next superintendent of the Denver public schools?</w:t>
+        <w:t>The go-till-you-drop daughter of working-class parents -- her father, Luis, is a night-shift airport custodian; mother Yvonne is a school nurse's aide -- was on her way to a personal trifecta.</w:t>
         <w:br/>
-        <w:t>She faces stiff competition, but also seems to be winning support.</w:t>
+        <w:t>After juggling two jobs each summer and pulling 20 hours a week during the school year, Luna will graduate this month from the University of New Mexico with a communications degree.</w:t>
         <w:br/>
-        <w:t>The Denver School Board will meet Monday and is expected to announce its choice sometime after 6:30 p.m. Denver time.</w:t>
+        <w:t>After two years of plane trips and an unceasing exchange of letters that covered their dorm room doors, she now lives here with fiance Brian Lucero, 22, who graduated in May from Columbia University in New York and landed a research position at UNM.</w:t>
         <w:br/>
-        <w:t>Harvey's most notable competition appears to come from Michael Bennet, the chief of staff to Mayor John Hickenlooper. Bennet is seen as a nontraditional candidate capable of marshaling the city's business and political power structure to change the face of the Denver schools. An editorial in Friday's Denver Post, while not endorsing a candidate, said Harvey and Bennet "practically radiate the energy and vision necessary to take on the many challenges that face DPS."</w:t>
+        <w:t>And after various public-relations internships and duties as vice president of a campus PR group, Luna figured it was just a matter of deciding which product she would pitch as a bilingual PR professional, using her infectious brand of enthusiasm that would make P.T. Barnum envious.</w:t>
         <w:br/>
-        <w:t>The third finalist, Christine Johnson, is president of the Community College of Denver. She is a former Denver teacher and principal.</w:t>
+        <w:t>Newly engaged, her personal life is set. But almost overnight, Luna's professional plans were derailed. "When I saw the devastation in New York, a city and a people that I associated with falling in love, my thoughts left my career and went to those people," she says.</w:t>
         <w:br/>
-        <w:t>She has been praised for her ability to reach out to the schools' large and growing Hispanic community.</w:t>
+        <w:t>Luna is searching her soul for answers to questions that have renewed meaning for graduating collegians everywhere.</w:t>
         <w:br/>
-        <w:t>On Friday, speaking before a collection of leaders from Denver's philanthropic, civic and education organizations, the candidates worked to set themselves apart from each other.</w:t>
+        <w:t>If I have a skill, how can I best put it to use? If life can be so painfully fleeting, should I spend time pursuing something that doesn't truly speak to me?</w:t>
         <w:br/>
-        <w:t>Johnson, who is Hispanic and has been active in efforts to boost secondary education, said she is best for the job because "I have a track record in this very community."</w:t>
+        <w:t>"I get job listings e-mailed to me, and before, I would have been copying them all down and calling like crazy," she says with an easy smile. "Now it's just like, delete, delete, delete.</w:t>
         <w:br/>
-        <w:t>Bennet, a Yale Law School graduate who joined the mayor's office after a lucrative career in finance because of his drive to see Denver become a world-class city, talked bluntly about how the schools need dramatic change, dropping business-world terms such as "losing market share" and "growing revenue."</w:t>
+        <w:t>"Three months ago, I felt that by now I'd know where I was headed. But," she shakes her head, "who knew?"</w:t>
         <w:br/>
-        <w:t>Why would he make the best superintendent? "What we face in Denver is an unprecedented challenge that can only be met by a united city. And I have the sense of the heartbeat of this place," he said.</w:t>
+        <w:t>In a sense, she did. As the long night of Sept. 11 pushed into the early hours of Sept. 12, Luna, unable to sleep, peppered Brian with questions. "I need to do something," she said. "How about if, just like you and I wrote letters back and forth, we write letters?"</w:t>
         <w:br/>
-        <w:t>Harvey continued to draw on her experience in Chicago, Washington, D.C., and St. Paul, saying that if Denver wants to raise student achievement, coax greater civic involvement and nurture parental goodwill, she's the one to pick. "I know how to do the work. I understand it thoroughly. It's what I do."</w:t>
+        <w:t>"Fine," said a groggy Lucero. "But just who are you going to write? New York City?"</w:t>
         <w:br/>
-        <w:t>All have their supporters. At the end of his question-and-answer session, several beaming people lined up to shake hands with Bennet. Johnson, who grew up in a working-class family in New Mexico, is seen by many as a role model for a district that is 57 percent Hispanic and 20 percent Spanish-speaking.</w:t>
+        <w:t>And so out of well-intentioned sarcasm came Letters of Hope, a letter-writing campaign aimed at New York rescue workers. With the help of another student, she set up a table near the campus duck pond and asked passersby if they wanted to write a letter to a stranger. So many stepped up that her pens quickly ran out of ink.</w:t>
         <w:br/>
-        <w:t>Although some say Harvey is at a disadvantage because she is not from Denver, she appears to have won converts from the other two camps.</w:t>
+        <w:t>Over the ensuing weeks, she had to beg, borrow and sweet-talk to get supplies. Eventually, she enlisted the help of the American Red Cross to ensure that the letters -- 1,412 in all -- made their way to New York.</w:t>
         <w:br/>
-        <w:t>At the beginning of the day, former teacher Linda Wurst, who had worked for Johnson at Lincoln High School, said of her former boss: "She's the real deal."</w:t>
+        <w:t>Local news crews covered her story. Luna says she doesn't like the spotlight, but she did videotape the news segments.</w:t>
         <w:br/>
-        <w:t>At the end of Harvey's talk, though, Wurst said the St. Paul superintendent now has her vote.</w:t>
+        <w:t>She proudly screens them in the one-bedroom house she shares with Lucero in the working-class corner of Albuquerque where they both grew up.</w:t>
         <w:br/>
-        <w:t>Joan Bowen, a Denver schools literacy coach, said either Bennet or Harvey would make a strong choice.</w:t>
+        <w:t>Their house bears witness to both their affection (Lucero is working on a painting of the couple hugging) and their differences (the stuffed Garfield is hers; tomes by Plato and Marx are his -- he intends to teach after getting a Ph.D. in history).</w:t>
         <w:br/>
-        <w:t>But Joslyn Owens, a math coach and master teacher in the Denver schools, said Harvey is clearly the best candidate.</w:t>
+        <w:t>While Luna rolls her eyes when talking about Lucero's smarts ("He's so brainy, it's scary"), he expresses equal awe of Myra's passion for people.</w:t>
         <w:br/>
-        <w:t>At the end of Friday's forum, Elaine Gantz Berman, a board member, said that there is no front-runner in her mind, but that her "leaning keeps switching." Then, just before leaving, she gave Harvey a long and warm hug goodbye.</w:t>
+        <w:t>"What she did with those letters was allow people here to express a very simple but powerful emotion," he says. "That being, 'Though we may be different out here 2,000 miles from New York, we're really all the same.' "</w:t>
         <w:br/>
-        <w:t>James Walsh is at jwalsh@startribune.com.</w:t>
+        <w:t>True. But what those letters did for Luna was equally liberating.</w:t>
+        <w:br/>
+        <w:t>"I can't forget those people who stopped to write them, tears welling up in their eyes. And when they were done, most just said two words to me: 'Thank you,' " Luna says, growing quiet. "And I'd think in that moment, 'Who are you? I don't know you. But maybe in this moment, I do know you. We're connected.' "</w:t>
+        <w:br/>
+        <w:t>She says the Letters of Hope campaign brought her back to a question she had during her first public-relations course: What does a communications major do?</w:t>
+        <w:br/>
+        <w:t>"I always thought it meant one thing only, going the corporate route," she says. "And then I did something that is a form of PR, but it was all for a cause, and it didn't make money, but instead maybe just gave people comfort."</w:t>
+        <w:br/>
+        <w:t>She stops to listen to her own words, perhaps detecting in them a clue. Then she adds, "I don't know where I'll end up, but I would love to do something where I get that same feeling I got sitting at that rickety card table in front of the duck pond."</w:t>
+        <w:br/>
+        <w:t>* Who: Myra Luna, 22</w:t>
+        <w:br/>
+        <w:t>* Where: Albuquerque, N.M.</w:t>
+        <w:br/>
+        <w:t>* What: A letter-writing campaign to New Yorkers shifts her professional ambitions just as she is about to graduate from college.</w:t>
+        <w:br/>
+        <w:br/>
+        <w:t>Graphic</w:t>
+        <w:br/>
+        <w:br/>
+        <w:t xml:space="preserve"> </w:t>
+        <w:br/>
+        <w:t>PHOTO, B/W, Steve Larese for USA TODAY; Communicating: Myra Luna, 22, launched a letter-writing campaign that produced 1,412 letters for rescue workers in New York.</w:t>
       </w:r>
     </w:p>
     <w:sectPr>
